--- a/Fase 2/Evidencias_Individuales/Padron_Jossue_2.2_APT122_AutoevaluacionAvanceFase2.docx
+++ b/Fase 2/Evidencias_Individuales/Padron_Jossue_2.2_APT122_AutoevaluacionAvanceFase2.docx
@@ -7853,7 +7853,16 @@
           <w:tcPr>
             <w:tcW w:w="2460" w:type="dxa"/>
             <w:vAlign w:val="center"/>
-          </w:tcPr>
+            <w:shd w:val="clear" w:color="auto" w:fill="D9E2F3"/>
+          </w:tcPr>
+          <w:p>
+            <w:r>
+              <w:rPr>
+                <w:b/>
+              </w:rPr>
+              <w:t>◄ MI AUTOEVALUACIÓN</w:t>
+            </w:r>
+          </w:p>
           <w:p>
             <w:pPr>
               <w:rPr>
@@ -7921,16 +7930,7 @@
           <w:tcPr>
             <w:tcW w:w="2140" w:type="dxa"/>
             <w:vAlign w:val="center"/>
-            <w:shd w:val="clear" w:color="auto" w:fill="D9E2F3"/>
-          </w:tcPr>
-          <w:p>
-            <w:r>
-              <w:rPr>
-                <w:b/>
-              </w:rPr>
-              <w:t>◄ MI AUTOEVALUACIÓN</w:t>
-            </w:r>
-          </w:p>
+          </w:tcPr>
           <w:p>
             <w:pPr>
               <w:rPr>
